--- a/pr-preview/pr-242/logistic-inference-handout.docx
+++ b/pr-preview/pr-242/logistic-inference-handout.docx
@@ -15,7 +15,7 @@
         <w:pStyle w:val="Date"/>
       </w:pPr>
       <w:r>
-        <w:t xml:space="preserve">Last modified: 2026-10-16 01:48:06 (PDT)</w:t>
+        <w:t xml:space="preserve">Last modified: 2026-10-16 02:24:20 (PDT)</w:t>
       </w:r>
     </w:p>
     <w:bookmarkStart w:id="13" w:name="introduction"/>

--- a/pr-preview/pr-242/logistic-inference-handout.docx
+++ b/pr-preview/pr-242/logistic-inference-handout.docx
@@ -15,7 +15,7 @@
         <w:pStyle w:val="Date"/>
       </w:pPr>
       <w:r>
-        <w:t xml:space="preserve">Last modified: 2026-10-16 02:24:20 (PDT)</w:t>
+        <w:t xml:space="preserve">Last modified: 2026-10-16 02:40:41 (PDT)</w:t>
       </w:r>
     </w:p>
     <w:bookmarkStart w:id="13" w:name="introduction"/>
@@ -203,16 +203,21 @@
       <m:oMath>
         <m:sSub>
           <m:e>
-            <m:acc>
-              <m:accPr>
-                <m:chr m:val="̃"/>
-              </m:accPr>
+            <m:limLow>
               <m:e>
                 <m:r>
                   <m:t>x</m:t>
                 </m:r>
               </m:e>
-            </m:acc>
+              <m:lim>
+                <m:r>
+                  <m:rPr>
+                    <m:sty m:val="p"/>
+                  </m:rPr>
+                  <m:t>∼</m:t>
+                </m:r>
+              </m:lim>
+            </m:limLow>
           </m:e>
           <m:sub>
             <m:r>
@@ -240,16 +245,21 @@
         </m:r>
         <m:sSub>
           <m:e>
-            <m:acc>
-              <m:accPr>
-                <m:chr m:val="̃"/>
-              </m:accPr>
+            <m:limLow>
               <m:e>
                 <m:r>
                   <m:t>x</m:t>
                 </m:r>
               </m:e>
-            </m:acc>
+              <m:lim>
+                <m:r>
+                  <m:rPr>
+                    <m:sty m:val="p"/>
+                  </m:rPr>
+                  <m:t>∼</m:t>
+                </m:r>
+              </m:lim>
+            </m:limLow>
           </m:e>
           <m:sub>
             <m:r>
@@ -321,16 +331,21 @@
               </m:r>
               <m:sSub>
                 <m:e>
-                  <m:acc>
-                    <m:accPr>
-                      <m:chr m:val="̃"/>
-                    </m:accPr>
+                  <m:limLow>
                     <m:e>
                       <m:r>
                         <m:t>x</m:t>
                       </m:r>
                     </m:e>
-                  </m:acc>
+                    <m:lim>
+                      <m:r>
+                        <m:rPr>
+                          <m:sty m:val="p"/>
+                        </m:rPr>
+                        <m:t>∼</m:t>
+                      </m:r>
+                    </m:lim>
+                  </m:limLow>
                 </m:e>
                 <m:sub>
                   <m:r>
@@ -381,16 +396,21 @@
               <m:grow/>
             </m:dPr>
             <m:e>
-              <m:acc>
-                <m:accPr>
-                  <m:chr m:val="̃"/>
-                </m:accPr>
+              <m:limLow>
                 <m:e>
                   <m:r>
                     <m:t>β</m:t>
                   </m:r>
                 </m:e>
-              </m:acc>
+                <m:lim>
+                  <m:r>
+                    <m:rPr>
+                      <m:sty m:val="p"/>
+                    </m:rPr>
+                    <m:t>∼</m:t>
+                  </m:r>
+                </m:lim>
+              </m:limLow>
               <m:r>
                 <m:rPr>
                   <m:sty m:val="p"/>
@@ -399,16 +419,21 @@
               </m:r>
               <m:sSub>
                 <m:e>
-                  <m:acc>
-                    <m:accPr>
-                      <m:chr m:val="̃"/>
-                    </m:accPr>
+                  <m:limLow>
                     <m:e>
                       <m:r>
                         <m:t>x</m:t>
                       </m:r>
                     </m:e>
-                  </m:acc>
+                    <m:lim>
+                      <m:r>
+                        <m:rPr>
+                          <m:sty m:val="p"/>
+                        </m:rPr>
+                        <m:t>∼</m:t>
+                      </m:r>
+                    </m:lim>
+                  </m:limLow>
                 </m:e>
                 <m:sub>
                   <m:r>
@@ -538,16 +563,21 @@
       <m:oMath>
         <m:sSub>
           <m:e>
-            <m:acc>
-              <m:accPr>
-                <m:chr m:val="̃"/>
-              </m:accPr>
+            <m:limLow>
               <m:e>
                 <m:r>
                   <m:t>x</m:t>
                 </m:r>
               </m:e>
-            </m:acc>
+              <m:lim>
+                <m:r>
+                  <m:rPr>
+                    <m:sty m:val="p"/>
+                  </m:rPr>
+                  <m:t>∼</m:t>
+                </m:r>
+              </m:lim>
+            </m:limLow>
           </m:e>
           <m:sub>
             <m:r>
@@ -657,16 +687,21 @@
         <w:t xml:space="preserve"> </w:t>
       </w:r>
       <m:oMath>
-        <m:acc>
-          <m:accPr>
-            <m:chr m:val="̃"/>
-          </m:accPr>
+        <m:limLow>
           <m:e>
             <m:r>
               <m:t>β</m:t>
             </m:r>
           </m:e>
-        </m:acc>
+          <m:lim>
+            <m:r>
+              <m:rPr>
+                <m:sty m:val="p"/>
+              </m:rPr>
+              <m:t>∼</m:t>
+            </m:r>
+          </m:lim>
+        </m:limLow>
         <m:r>
           <m:rPr>
             <m:sty m:val="p"/>
@@ -791,16 +826,21 @@
       <m:oMath>
         <m:sSub>
           <m:e>
-            <m:acc>
-              <m:accPr>
-                <m:chr m:val="̃"/>
-              </m:accPr>
+            <m:limLow>
               <m:e>
                 <m:r>
                   <m:t>x</m:t>
                 </m:r>
               </m:e>
-            </m:acc>
+              <m:lim>
+                <m:r>
+                  <m:rPr>
+                    <m:sty m:val="p"/>
+                  </m:rPr>
+                  <m:t>∼</m:t>
+                </m:r>
+              </m:lim>
+            </m:limLow>
           </m:e>
           <m:sub>
             <m:r>
@@ -1632,16 +1672,21 @@
                   <m:chr m:val="̂"/>
                 </m:accPr>
                 <m:e>
-                  <m:acc>
-                    <m:accPr>
-                      <m:chr m:val="̃"/>
-                    </m:accPr>
+                  <m:limLow>
                     <m:e>
                       <m:r>
                         <m:t>β</m:t>
                       </m:r>
                     </m:e>
-                  </m:acc>
+                    <m:lim>
+                      <m:r>
+                        <m:rPr>
+                          <m:sty m:val="p"/>
+                        </m:rPr>
+                        <m:t>∼</m:t>
+                      </m:r>
+                    </m:lim>
+                  </m:limLow>
                 </m:e>
               </m:acc>
             </m:e>
@@ -1922,16 +1967,21 @@
                 <m:chr m:val="̂"/>
               </m:accPr>
               <m:e>
-                <m:acc>
-                  <m:accPr>
-                    <m:chr m:val="̃"/>
-                  </m:accPr>
+                <m:limLow>
                   <m:e>
                     <m:r>
                       <m:t>β</m:t>
                     </m:r>
                   </m:e>
-                </m:acc>
+                  <m:lim>
+                    <m:r>
+                      <m:rPr>
+                        <m:sty m:val="p"/>
+                      </m:rPr>
+                      <m:t>∼</m:t>
+                    </m:r>
+                  </m:lim>
+                </m:limLow>
               </m:e>
             </m:acc>
             <m:r>
@@ -1942,16 +1992,21 @@
             </m:r>
             <m:sSub>
               <m:e>
-                <m:acc>
-                  <m:accPr>
-                    <m:chr m:val="̃"/>
-                  </m:accPr>
+                <m:limLow>
                   <m:e>
                     <m:r>
                       <m:t>x</m:t>
                     </m:r>
                   </m:e>
-                </m:acc>
+                  <m:lim>
+                    <m:r>
+                      <m:rPr>
+                        <m:sty m:val="p"/>
+                      </m:rPr>
+                      <m:t>∼</m:t>
+                    </m:r>
+                  </m:lim>
+                </m:limLow>
               </m:e>
               <m:sub>
                 <m:r>
@@ -3723,16 +3778,21 @@
             <m:chr m:val="̂"/>
           </m:accPr>
           <m:e>
-            <m:acc>
-              <m:accPr>
-                <m:chr m:val="̃"/>
-              </m:accPr>
+            <m:limLow>
               <m:e>
                 <m:r>
                   <m:t>β</m:t>
                 </m:r>
               </m:e>
-            </m:acc>
+              <m:lim>
+                <m:r>
+                  <m:rPr>
+                    <m:sty m:val="p"/>
+                  </m:rPr>
+                  <m:t>∼</m:t>
+                </m:r>
+              </m:lim>
+            </m:limLow>
           </m:e>
         </m:acc>
       </m:oMath>
@@ -4645,16 +4705,21 @@
       <m:oMath>
         <m:sSub>
           <m:e>
-            <m:acc>
-              <m:accPr>
-                <m:chr m:val="̃"/>
-              </m:accPr>
+            <m:limLow>
               <m:e>
                 <m:r>
                   <m:t>x</m:t>
                 </m:r>
               </m:e>
-            </m:acc>
+              <m:lim>
+                <m:r>
+                  <m:rPr>
+                    <m:sty m:val="p"/>
+                  </m:rPr>
+                  <m:t>∼</m:t>
+                </m:r>
+              </m:lim>
+            </m:limLow>
           </m:e>
           <m:sub>
             <m:r>
@@ -4682,16 +4747,21 @@
         </m:r>
         <m:sSub>
           <m:e>
-            <m:acc>
-              <m:accPr>
-                <m:chr m:val="̃"/>
-              </m:accPr>
+            <m:limLow>
               <m:e>
                 <m:r>
                   <m:t>x</m:t>
                 </m:r>
               </m:e>
-            </m:acc>
+              <m:lim>
+                <m:r>
+                  <m:rPr>
+                    <m:sty m:val="p"/>
+                  </m:rPr>
+                  <m:t>∼</m:t>
+                </m:r>
+              </m:lim>
+            </m:limLow>
           </m:e>
           <m:sub>
             <m:r>
@@ -4729,16 +4799,21 @@
       <m:oMath>
         <m:sSup>
           <m:e>
-            <m:acc>
-              <m:accPr>
-                <m:chr m:val="̃"/>
-              </m:accPr>
+            <m:limLow>
               <m:e>
                 <m:r>
                   <m:t>x</m:t>
                 </m:r>
               </m:e>
-            </m:acc>
+              <m:lim>
+                <m:r>
+                  <m:rPr>
+                    <m:sty m:val="p"/>
+                  </m:rPr>
+                  <m:t>∼</m:t>
+                </m:r>
+              </m:lim>
+            </m:limLow>
           </m:e>
           <m:sup>
             <m:r>
@@ -4778,16 +4853,21 @@
         </m:r>
         <m:sSup>
           <m:e>
-            <m:acc>
-              <m:accPr>
-                <m:chr m:val="̃"/>
-              </m:accPr>
+            <m:limLow>
               <m:e>
                 <m:r>
                   <m:t>x</m:t>
                 </m:r>
               </m:e>
-            </m:acc>
+              <m:lim>
+                <m:r>
+                  <m:rPr>
+                    <m:sty m:val="p"/>
+                  </m:rPr>
+                  <m:t>∼</m:t>
+                </m:r>
+              </m:lim>
+            </m:limLow>
           </m:e>
           <m:sup>
             <m:r>
@@ -4884,16 +4964,21 @@
       <m:oMath>
         <m:sSup>
           <m:e>
-            <m:acc>
-              <m:accPr>
-                <m:chr m:val="̃"/>
-              </m:accPr>
+            <m:limLow>
               <m:e>
                 <m:r>
                   <m:t>x</m:t>
                 </m:r>
               </m:e>
-            </m:acc>
+              <m:lim>
+                <m:r>
+                  <m:rPr>
+                    <m:sty m:val="p"/>
+                  </m:rPr>
+                  <m:t>∼</m:t>
+                </m:r>
+              </m:lim>
+            </m:limLow>
           </m:e>
           <m:sup>
             <m:r>
@@ -4940,16 +5025,21 @@
       <m:oMath>
         <m:sSub>
           <m:e>
-            <m:acc>
-              <m:accPr>
-                <m:chr m:val="̃"/>
-              </m:accPr>
+            <m:limLow>
               <m:e>
                 <m:r>
                   <m:t>x</m:t>
                 </m:r>
               </m:e>
-            </m:acc>
+              <m:lim>
+                <m:r>
+                  <m:rPr>
+                    <m:sty m:val="p"/>
+                  </m:rPr>
+                  <m:t>∼</m:t>
+                </m:r>
+              </m:lim>
+            </m:limLow>
           </m:e>
           <m:sub>
             <m:r>
@@ -4965,16 +5055,21 @@
         </m:r>
         <m:sSup>
           <m:e>
-            <m:acc>
-              <m:accPr>
-                <m:chr m:val="̃"/>
-              </m:accPr>
+            <m:limLow>
               <m:e>
                 <m:r>
                   <m:t>x</m:t>
                 </m:r>
               </m:e>
-            </m:acc>
+              <m:lim>
+                <m:r>
+                  <m:rPr>
+                    <m:sty m:val="p"/>
+                  </m:rPr>
+                  <m:t>∼</m:t>
+                </m:r>
+              </m:lim>
+            </m:limLow>
           </m:e>
           <m:sup>
             <m:r>
@@ -5250,16 +5345,21 @@
       <m:oMath>
         <m:sSup>
           <m:e>
-            <m:acc>
-              <m:accPr>
-                <m:chr m:val="̃"/>
-              </m:accPr>
+            <m:limLow>
               <m:e>
                 <m:r>
                   <m:t>x</m:t>
                 </m:r>
               </m:e>
-            </m:acc>
+              <m:lim>
+                <m:r>
+                  <m:rPr>
+                    <m:sty m:val="p"/>
+                  </m:rPr>
+                  <m:t>∼</m:t>
+                </m:r>
+              </m:lim>
+            </m:limLow>
           </m:e>
           <m:sup>
             <m:r>
@@ -5350,16 +5450,21 @@
               </m:r>
               <m:sSub>
                 <m:e>
-                  <m:acc>
-                    <m:accPr>
-                      <m:chr m:val="̃"/>
-                    </m:accPr>
+                  <m:limLow>
                     <m:e>
                       <m:r>
                         <m:t>x</m:t>
                       </m:r>
                     </m:e>
-                  </m:acc>
+                    <m:lim>
+                      <m:r>
+                        <m:rPr>
+                          <m:sty m:val="p"/>
+                        </m:rPr>
+                        <m:t>∼</m:t>
+                      </m:r>
+                    </m:lim>
+                  </m:limLow>
                 </m:e>
                 <m:sub>
                   <m:r>
@@ -5375,16 +5480,21 @@
               </m:r>
               <m:sSup>
                 <m:e>
-                  <m:acc>
-                    <m:accPr>
-                      <m:chr m:val="̃"/>
-                    </m:accPr>
+                  <m:limLow>
                     <m:e>
                       <m:r>
                         <m:t>x</m:t>
                       </m:r>
                     </m:e>
-                  </m:acc>
+                    <m:lim>
+                      <m:r>
+                        <m:rPr>
+                          <m:sty m:val="p"/>
+                        </m:rPr>
+                        <m:t>∼</m:t>
+                      </m:r>
+                    </m:lim>
+                  </m:limLow>
                 </m:e>
                 <m:sup>
                   <m:r>
@@ -6248,16 +6358,21 @@
               </m:r>
               <m:sSub>
                 <m:e>
-                  <m:acc>
-                    <m:accPr>
-                      <m:chr m:val="̃"/>
-                    </m:accPr>
+                  <m:limLow>
                     <m:e>
                       <m:r>
                         <m:t>x</m:t>
                       </m:r>
                     </m:e>
-                  </m:acc>
+                    <m:lim>
+                      <m:r>
+                        <m:rPr>
+                          <m:sty m:val="p"/>
+                        </m:rPr>
+                        <m:t>∼</m:t>
+                      </m:r>
+                    </m:lim>
+                  </m:limLow>
                 </m:e>
                 <m:sub>
                   <m:r>
@@ -6273,16 +6388,21 @@
               </m:r>
               <m:sSup>
                 <m:e>
-                  <m:acc>
-                    <m:accPr>
-                      <m:chr m:val="̃"/>
-                    </m:accPr>
+                  <m:limLow>
                     <m:e>
                       <m:r>
                         <m:t>x</m:t>
                       </m:r>
                     </m:e>
-                  </m:acc>
+                    <m:lim>
+                      <m:r>
+                        <m:rPr>
+                          <m:sty m:val="p"/>
+                        </m:rPr>
+                        <m:t>∼</m:t>
+                      </m:r>
+                    </m:lim>
+                  </m:limLow>
                 </m:e>
                 <m:sup>
                   <m:r>
@@ -8040,16 +8160,21 @@
                 <m:chr m:val="̂"/>
               </m:accPr>
               <m:e>
-                <m:acc>
-                  <m:accPr>
-                    <m:chr m:val="̃"/>
-                  </m:accPr>
+                <m:limLow>
                   <m:e>
                     <m:r>
                       <m:t>β</m:t>
                     </m:r>
                   </m:e>
-                </m:acc>
+                  <m:lim>
+                    <m:r>
+                      <m:rPr>
+                        <m:sty m:val="p"/>
+                      </m:rPr>
+                      <m:t>∼</m:t>
+                    </m:r>
+                  </m:lim>
+                </m:limLow>
               </m:e>
             </m:acc>
           </m:e>
@@ -8226,16 +8351,21 @@
                       <m:chr m:val="̂"/>
                     </m:accPr>
                     <m:e>
-                      <m:acc>
-                        <m:accPr>
-                          <m:chr m:val="̃"/>
-                        </m:accPr>
+                      <m:limLow>
                         <m:e>
                           <m:r>
                             <m:t>β</m:t>
                           </m:r>
                         </m:e>
-                      </m:acc>
+                        <m:lim>
+                          <m:r>
+                            <m:rPr>
+                              <m:sty m:val="p"/>
+                            </m:rPr>
+                            <m:t>∼</m:t>
+                          </m:r>
+                        </m:lim>
+                      </m:limLow>
                     </m:e>
                   </m:acc>
                 </m:e>
@@ -8850,16 +8980,21 @@
                 <m:chr m:val="̂"/>
               </m:accPr>
               <m:e>
-                <m:acc>
-                  <m:accPr>
-                    <m:chr m:val="̃"/>
-                  </m:accPr>
+                <m:limLow>
                   <m:e>
                     <m:r>
                       <m:t>β</m:t>
                     </m:r>
                   </m:e>
-                </m:acc>
+                  <m:lim>
+                    <m:r>
+                      <m:rPr>
+                        <m:sty m:val="p"/>
+                      </m:rPr>
+                      <m:t>∼</m:t>
+                    </m:r>
+                  </m:lim>
+                </m:limLow>
               </m:e>
             </m:acc>
           </m:e>
@@ -9817,16 +9952,21 @@
                 <m:chr m:val="̂"/>
               </m:accPr>
               <m:e>
-                <m:acc>
-                  <m:accPr>
-                    <m:chr m:val="̃"/>
-                  </m:accPr>
+                <m:limLow>
                   <m:e>
                     <m:r>
                       <m:t>β</m:t>
                     </m:r>
                   </m:e>
-                </m:acc>
+                  <m:lim>
+                    <m:r>
+                      <m:rPr>
+                        <m:sty m:val="p"/>
+                      </m:rPr>
+                      <m:t>∼</m:t>
+                    </m:r>
+                  </m:lim>
+                </m:limLow>
               </m:e>
             </m:acc>
           </m:e>
@@ -9970,16 +10110,21 @@
                 <m:chr m:val="̂"/>
               </m:accPr>
               <m:e>
-                <m:acc>
-                  <m:accPr>
-                    <m:chr m:val="̃"/>
-                  </m:accPr>
+                <m:limLow>
                   <m:e>
                     <m:r>
                       <m:t>β</m:t>
                     </m:r>
                   </m:e>
-                </m:acc>
+                  <m:lim>
+                    <m:r>
+                      <m:rPr>
+                        <m:sty m:val="p"/>
+                      </m:rPr>
+                      <m:t>∼</m:t>
+                    </m:r>
+                  </m:lim>
+                </m:limLow>
               </m:e>
             </m:acc>
           </m:e>
@@ -10038,16 +10183,21 @@
                 <m:chr m:val="̂"/>
               </m:accPr>
               <m:e>
-                <m:acc>
-                  <m:accPr>
-                    <m:chr m:val="̃"/>
-                  </m:accPr>
+                <m:limLow>
                   <m:e>
                     <m:r>
                       <m:t>β</m:t>
                     </m:r>
                   </m:e>
-                </m:acc>
+                  <m:lim>
+                    <m:r>
+                      <m:rPr>
+                        <m:sty m:val="p"/>
+                      </m:rPr>
+                      <m:t>∼</m:t>
+                    </m:r>
+                  </m:lim>
+                </m:limLow>
               </m:e>
             </m:acc>
           </m:e>
@@ -12256,16 +12406,21 @@
           <m:e>
             <m:sSub>
               <m:e>
-                <m:acc>
-                  <m:accPr>
-                    <m:chr m:val="̃"/>
-                  </m:accPr>
+                <m:limLow>
                   <m:e>
                     <m:r>
                       <m:t>x</m:t>
                     </m:r>
                   </m:e>
-                </m:acc>
+                  <m:lim>
+                    <m:r>
+                      <m:rPr>
+                        <m:sty m:val="p"/>
+                      </m:rPr>
+                      <m:t>∼</m:t>
+                    </m:r>
+                  </m:lim>
+                </m:limLow>
               </m:e>
               <m:sub>
                 <m:r>
@@ -12386,16 +12541,21 @@
               <m:chr m:val="̂"/>
             </m:accPr>
             <m:e>
-              <m:acc>
-                <m:accPr>
-                  <m:chr m:val="̃"/>
-                </m:accPr>
+              <m:limLow>
                 <m:e>
                   <m:r>
                     <m:t>β</m:t>
                   </m:r>
                 </m:e>
-              </m:acc>
+                <m:lim>
+                  <m:r>
+                    <m:rPr>
+                      <m:sty m:val="p"/>
+                    </m:rPr>
+                    <m:t>∼</m:t>
+                  </m:r>
+                </m:lim>
+              </m:limLow>
             </m:e>
           </m:acc>
           <m:r>
@@ -12421,16 +12581,21 @@
               <m:grow/>
             </m:dPr>
             <m:e>
-              <m:acc>
-                <m:accPr>
-                  <m:chr m:val="̃"/>
-                </m:accPr>
+              <m:limLow>
                 <m:e>
                   <m:r>
                     <m:t>β</m:t>
                   </m:r>
                 </m:e>
-              </m:acc>
+                <m:lim>
+                  <m:r>
+                    <m:rPr>
+                      <m:sty m:val="p"/>
+                    </m:rPr>
+                    <m:t>∼</m:t>
+                  </m:r>
+                </m:lim>
+              </m:limLow>
               <m:r>
                 <m:rPr>
                   <m:sty m:val="p"/>
@@ -12570,32 +12735,42 @@
             <m:grow/>
           </m:dPr>
           <m:e>
-            <m:acc>
-              <m:accPr>
-                <m:chr m:val="̃"/>
-              </m:accPr>
+            <m:limLow>
               <m:e>
                 <m:r>
                   <m:t>y</m:t>
                 </m:r>
               </m:e>
-            </m:acc>
+              <m:lim>
+                <m:r>
+                  <m:rPr>
+                    <m:sty m:val="p"/>
+                  </m:rPr>
+                  <m:t>∼</m:t>
+                </m:r>
+              </m:lim>
+            </m:limLow>
             <m:r>
               <m:rPr>
                 <m:sty m:val="p"/>
               </m:rPr>
               <m:t>−</m:t>
             </m:r>
-            <m:acc>
-              <m:accPr>
-                <m:chr m:val="̃"/>
-              </m:accPr>
+            <m:limLow>
               <m:e>
                 <m:r>
                   <m:t>π</m:t>
                 </m:r>
               </m:e>
-            </m:acc>
+              <m:lim>
+                <m:r>
+                  <m:rPr>
+                    <m:sty m:val="p"/>
+                  </m:rPr>
+                  <m:t>∼</m:t>
+                </m:r>
+              </m:lim>
+            </m:limLow>
           </m:e>
         </m:d>
         <m:r>

--- a/pr-preview/pr-242/logistic-inference-handout.docx
+++ b/pr-preview/pr-242/logistic-inference-handout.docx
@@ -15,7 +15,7 @@
         <w:pStyle w:val="Date"/>
       </w:pPr>
       <w:r>
-        <w:t xml:space="preserve">Last modified: 2026-10-16 02:40:41 (PDT)</w:t>
+        <w:t xml:space="preserve">Last modified: 2026-10-16 02:56:53 (PDT)</w:t>
       </w:r>
     </w:p>
     <w:bookmarkStart w:id="13" w:name="introduction"/>
